--- a/downloads/templates/evidence-pack.docx
+++ b/downloads/templates/evidence-pack.docx
@@ -48,6 +48,104 @@
     <w:p>
       <w:r>
         <w:t>Independent, free, learning-only student project. Trademarks belong to their owners. Not affiliated or endorsed. Concerns via https://cyphermonkeylabs.com/#contact. Nothing is sold.</w:t>
+      </w:r>
+    </w:p>
+    <w:p>
+      <w:pPr>
+        <w:pStyle w:val="Heading1"/>
+      </w:pPr>
+      <w:r>
+        <w:t>Sources and go deeper</w:t>
+      </w:r>
+    </w:p>
+    <w:p>
+      <w:r>
+        <w:t>Opened 2026-10. A row marked confirm has no link, because that page was not verified.</w:t>
+      </w:r>
+    </w:p>
+    <w:p>
+      <w:r>
+        <w:t xml:space="preserve">RFC. </w:t>
+      </w:r>
+      <w:hyperlink r:id="rId9">
+        <w:r>
+          <w:rPr>
+            <w:color w:val="1E3A8A"/>
+            <w:u w:val="single"/>
+          </w:rPr>
+          <w:t>RFC 3261, SIP</w:t>
+        </w:r>
+      </w:hyperlink>
+      <w:r>
+        <w:t>. last checked 2026-10</w:t>
+      </w:r>
+    </w:p>
+    <w:p>
+      <w:r>
+        <w:t xml:space="preserve">Cisco. </w:t>
+      </w:r>
+      <w:hyperlink r:id="rId10">
+        <w:r>
+          <w:rPr>
+            <w:color w:val="1E3A8A"/>
+            <w:u w:val="single"/>
+          </w:rPr>
+          <w:t>System Configuration Guide for CUCM, Release 15</w:t>
+        </w:r>
+      </w:hyperlink>
+      <w:r>
+        <w:t>. last checked 2026-10</w:t>
+      </w:r>
+    </w:p>
+    <w:p>
+      <w:r>
+        <w:t xml:space="preserve">Community. </w:t>
+      </w:r>
+      <w:hyperlink r:id="rId11">
+        <w:r>
+          <w:rPr>
+            <w:color w:val="1E3A8A"/>
+            <w:u w:val="single"/>
+          </w:rPr>
+          <w:t>Cisco Community, Collaboration knowledge base</w:t>
+        </w:r>
+      </w:hyperlink>
+      <w:r>
+        <w:t>. last checked 2026-10</w:t>
+      </w:r>
+    </w:p>
+    <w:p>
+      <w:r>
+        <w:t xml:space="preserve">Wikipedia. </w:t>
+      </w:r>
+      <w:hyperlink r:id="rId12">
+        <w:r>
+          <w:rPr>
+            <w:color w:val="1E3A8A"/>
+            <w:u w:val="single"/>
+          </w:rPr>
+          <w:t>Session Initiation Protocol (Wikipedia)</w:t>
+        </w:r>
+      </w:hyperlink>
+      <w:r>
+        <w:t>. last checked 2026-10</w:t>
+      </w:r>
+    </w:p>
+    <w:p>
+      <w:r>
+        <w:t xml:space="preserve">Protocol and ports. </w:t>
+      </w:r>
+      <w:hyperlink r:id="rId13">
+        <w:r>
+          <w:rPr>
+            <w:color w:val="1E3A8A"/>
+            <w:u w:val="single"/>
+          </w:rPr>
+          <w:t>CUCM 15 TCP and UDP port usage</w:t>
+        </w:r>
+      </w:hyperlink>
+      <w:r>
+        <w:t>. last checked 2026-10</w:t>
       </w:r>
     </w:p>
     <w:sectPr>
